--- a/Course/2 Component 2 - Algorithms and Programming/2.1 Elements of Computational Thinking/2.1.5 Thinking Concurrently/2 Revision Notes (editable).docx
+++ b/Course/2 Component 2 - Algorithms and Programming/2.1 Elements of Computational Thinking/2.1.5 Thinking Concurrently/2 Revision Notes (editable).docx
@@ -7,12 +7,17 @@
         <w:pStyle w:val="Heading1"/>
       </w:pPr>
       <w:r>
+        <w:rPr>
+          <w:b w:val="0"/>
+          <w:i w:val="0"/>
+        </w:rPr>
         <w:t>Revision — 2.1.5 Thinking Concurrently</w:t>
       </w:r>
     </w:p>
     <w:p>
       <w:r>
         <w:rPr>
+          <w:b w:val="0"/>
           <w:i/>
         </w:rPr>
         <w:t>OCR H446 — one-page revision summary</w:t>
@@ -23,6 +28,10 @@
         <w:pStyle w:val="Heading2"/>
       </w:pPr>
       <w:r>
+        <w:rPr>
+          <w:b w:val="0"/>
+          <w:i w:val="0"/>
+        </w:rPr>
         <w:t>Must know</w:t>
       </w:r>
     </w:p>
@@ -33,19 +42,29 @@
       <w:r>
         <w:rPr>
           <w:b/>
+          <w:i w:val="0"/>
         </w:rPr>
         <w:t>Thinking concurrently</w:t>
       </w:r>
       <w:r>
+        <w:rPr>
+          <w:b w:val="0"/>
+          <w:i w:val="0"/>
+        </w:rPr>
         <w:t xml:space="preserve"> = identifying parts of a problem that can be carried out </w:t>
       </w:r>
       <w:r>
         <w:rPr>
           <w:b/>
+          <w:i w:val="0"/>
         </w:rPr>
         <w:t>at the same time</w:t>
       </w:r>
       <w:r>
+        <w:rPr>
+          <w:b w:val="0"/>
+          <w:i w:val="0"/>
+        </w:rPr>
         <w:t xml:space="preserve"> (in parallel) or interleaved, rather than strictly one after another.</w:t>
       </w:r>
     </w:p>
@@ -54,33 +73,52 @@
         <w:pStyle w:val="ListBullet"/>
       </w:pPr>
       <w:r>
+        <w:rPr>
+          <w:b w:val="0"/>
+          <w:i w:val="0"/>
+        </w:rPr>
         <w:t xml:space="preserve">Only </w:t>
       </w:r>
       <w:r>
         <w:rPr>
           <w:b/>
+          <w:i w:val="0"/>
         </w:rPr>
         <w:t>independent</w:t>
       </w:r>
       <w:r>
+        <w:rPr>
+          <w:b w:val="0"/>
+          <w:i w:val="0"/>
+        </w:rPr>
         <w:t xml:space="preserve"> tasks — those with </w:t>
       </w:r>
       <w:r>
         <w:rPr>
           <w:b/>
+          <w:i w:val="0"/>
         </w:rPr>
         <w:t>no data dependency</w:t>
       </w:r>
       <w:r>
+        <w:rPr>
+          <w:b w:val="0"/>
+          <w:i w:val="0"/>
+        </w:rPr>
         <w:t xml:space="preserve"> — can run concurrently; a task that needs another's output must stay </w:t>
       </w:r>
       <w:r>
         <w:rPr>
           <w:b/>
+          <w:i w:val="0"/>
         </w:rPr>
         <w:t>sequential</w:t>
       </w:r>
       <w:r>
+        <w:rPr>
+          <w:b w:val="0"/>
+          <w:i w:val="0"/>
+        </w:rPr>
         <w:t>.</w:t>
       </w:r>
     </w:p>
@@ -91,28 +129,43 @@
       <w:r>
         <w:rPr>
           <w:b/>
+          <w:i w:val="0"/>
         </w:rPr>
         <w:t>Benefits:</w:t>
       </w:r>
       <w:r>
+        <w:rPr>
+          <w:b w:val="0"/>
+          <w:i w:val="0"/>
+        </w:rPr>
         <w:t xml:space="preserve"> faster completion / higher throughput, better use of </w:t>
       </w:r>
       <w:r>
         <w:rPr>
           <w:b/>
+          <w:i w:val="0"/>
         </w:rPr>
         <w:t>multi-core</w:t>
       </w:r>
       <w:r>
+        <w:rPr>
+          <w:b w:val="0"/>
+          <w:i w:val="0"/>
+        </w:rPr>
         <w:t xml:space="preserve"> hardware, and a more </w:t>
       </w:r>
       <w:r>
         <w:rPr>
           <w:b/>
+          <w:i w:val="0"/>
         </w:rPr>
         <w:t>responsive</w:t>
       </w:r>
       <w:r>
+        <w:rPr>
+          <w:b w:val="0"/>
+          <w:i w:val="0"/>
+        </w:rPr>
         <w:t xml:space="preserve"> UI (interface stays free while a long task runs).</w:t>
       </w:r>
     </w:p>
@@ -123,37 +176,57 @@
       <w:r>
         <w:rPr>
           <w:b/>
+          <w:i w:val="0"/>
         </w:rPr>
         <w:t>Trade-offs:</w:t>
       </w:r>
       <w:r>
+        <w:rPr>
+          <w:b w:val="0"/>
+          <w:i w:val="0"/>
+        </w:rPr>
         <w:t xml:space="preserve"> harder to design, program and debug; risk of </w:t>
       </w:r>
       <w:r>
         <w:rPr>
           <w:b/>
+          <w:i w:val="0"/>
         </w:rPr>
         <w:t>race conditions</w:t>
       </w:r>
       <w:r>
+        <w:rPr>
+          <w:b w:val="0"/>
+          <w:i w:val="0"/>
+        </w:rPr>
         <w:t xml:space="preserve"> and </w:t>
       </w:r>
       <w:r>
         <w:rPr>
           <w:b/>
+          <w:i w:val="0"/>
         </w:rPr>
         <w:t>deadlock</w:t>
       </w:r>
       <w:r>
+        <w:rPr>
+          <w:b w:val="0"/>
+          <w:i w:val="0"/>
+        </w:rPr>
         <w:t xml:space="preserve">; results must be </w:t>
       </w:r>
       <w:r>
         <w:rPr>
           <w:b/>
+          <w:i w:val="0"/>
         </w:rPr>
         <w:t>synchronised / recombined</w:t>
       </w:r>
       <w:r>
+        <w:rPr>
+          <w:b w:val="0"/>
+          <w:i w:val="0"/>
+        </w:rPr>
         <w:t xml:space="preserve"> afterwards.</w:t>
       </w:r>
     </w:p>
@@ -162,33 +235,52 @@
         <w:pStyle w:val="ListBullet"/>
       </w:pPr>
       <w:r>
+        <w:rPr>
+          <w:b w:val="0"/>
+          <w:i w:val="0"/>
+        </w:rPr>
         <w:t xml:space="preserve">Concurrency is </w:t>
       </w:r>
       <w:r>
         <w:rPr>
           <w:b/>
+          <w:i w:val="0"/>
         </w:rPr>
         <w:t>not always faster:</w:t>
       </w:r>
       <w:r>
+        <w:rPr>
+          <w:b w:val="0"/>
+          <w:i w:val="0"/>
+        </w:rPr>
         <w:t xml:space="preserve"> on a single core it is </w:t>
       </w:r>
       <w:r>
         <w:rPr>
           <w:b/>
+          <w:i w:val="0"/>
         </w:rPr>
         <w:t>time-slicing</w:t>
       </w:r>
       <w:r>
+        <w:rPr>
+          <w:b w:val="0"/>
+          <w:i w:val="0"/>
+        </w:rPr>
         <w:t xml:space="preserve"> (interleaving), not true parallelism; there is scheduling </w:t>
       </w:r>
       <w:r>
         <w:rPr>
           <w:b/>
+          <w:i w:val="0"/>
         </w:rPr>
         <w:t>overhead</w:t>
       </w:r>
       <w:r>
+        <w:rPr>
+          <w:b w:val="0"/>
+          <w:i w:val="0"/>
+        </w:rPr>
         <w:t>; and some problems are inherently sequential.</w:t>
       </w:r>
     </w:p>
@@ -199,28 +291,43 @@
       <w:r>
         <w:rPr>
           <w:b/>
+          <w:i w:val="0"/>
         </w:rPr>
         <w:t>Race condition:</w:t>
       </w:r>
       <w:r>
+        <w:rPr>
+          <w:b w:val="0"/>
+          <w:i w:val="0"/>
+        </w:rPr>
         <w:t xml:space="preserve"> the result depends on the unpredictable </w:t>
       </w:r>
       <w:r>
         <w:rPr>
           <w:b/>
+          <w:i w:val="0"/>
         </w:rPr>
         <w:t>timing</w:t>
       </w:r>
       <w:r>
+        <w:rPr>
+          <w:b w:val="0"/>
+          <w:i w:val="0"/>
+        </w:rPr>
         <w:t xml:space="preserve"> of concurrent tasks sharing data. </w:t>
       </w:r>
       <w:r>
         <w:rPr>
           <w:b/>
+          <w:i w:val="0"/>
         </w:rPr>
         <w:t>Deadlock:</w:t>
       </w:r>
       <w:r>
+        <w:rPr>
+          <w:b w:val="0"/>
+          <w:i w:val="0"/>
+        </w:rPr>
         <w:t xml:space="preserve"> tasks each wait for a resource the other holds, so none proceed.</w:t>
       </w:r>
     </w:p>
@@ -229,24 +336,38 @@
         <w:pStyle w:val="ListBullet"/>
       </w:pPr>
       <w:r>
+        <w:rPr>
+          <w:b w:val="0"/>
+          <w:i w:val="0"/>
+        </w:rPr>
         <w:t xml:space="preserve">Distinguish </w:t>
       </w:r>
       <w:r>
         <w:rPr>
           <w:b/>
+          <w:i w:val="0"/>
         </w:rPr>
         <w:t>parallel processing</w:t>
       </w:r>
       <w:r>
+        <w:rPr>
+          <w:b w:val="0"/>
+          <w:i w:val="0"/>
+        </w:rPr>
         <w:t xml:space="preserve"> (literally simultaneous on multiple cores) from </w:t>
       </w:r>
       <w:r>
         <w:rPr>
           <w:b/>
+          <w:i w:val="0"/>
         </w:rPr>
         <w:t>concurrency via time-slicing</w:t>
       </w:r>
       <w:r>
+        <w:rPr>
+          <w:b w:val="0"/>
+          <w:i w:val="0"/>
+        </w:rPr>
         <w:t xml:space="preserve"> on one core.</w:t>
       </w:r>
     </w:p>
@@ -255,6 +376,10 @@
         <w:pStyle w:val="Heading2"/>
       </w:pPr>
       <w:r>
+        <w:rPr>
+          <w:b w:val="0"/>
+          <w:i w:val="0"/>
+        </w:rPr>
         <w:t>Key terms</w:t>
       </w:r>
     </w:p>
@@ -283,6 +408,7 @@
             <w:r>
               <w:rPr>
                 <w:b/>
+                <w:i w:val="0"/>
               </w:rPr>
               <w:t>Term</w:t>
             </w:r>
@@ -302,6 +428,7 @@
             <w:r>
               <w:rPr>
                 <w:b/>
+                <w:i w:val="0"/>
               </w:rPr>
               <w:t>Definition</w:t>
             </w:r>
@@ -316,6 +443,10 @@
           <w:p>
             <w:r/>
             <w:r>
+              <w:rPr>
+                <w:b w:val="0"/>
+                <w:i w:val="0"/>
+              </w:rPr>
               <w:t>Thinking concurrently</w:t>
             </w:r>
           </w:p>
@@ -327,6 +458,10 @@
           <w:p>
             <w:r/>
             <w:r>
+              <w:rPr>
+                <w:b w:val="0"/>
+                <w:i w:val="0"/>
+              </w:rPr>
               <w:t>Spotting tasks that can run at the same time / interleaved</w:t>
             </w:r>
           </w:p>
@@ -340,6 +475,10 @@
           <w:p>
             <w:r/>
             <w:r>
+              <w:rPr>
+                <w:b w:val="0"/>
+                <w:i w:val="0"/>
+              </w:rPr>
               <w:t>Data dependency</w:t>
             </w:r>
           </w:p>
@@ -351,6 +490,10 @@
           <w:p>
             <w:r/>
             <w:r>
+              <w:rPr>
+                <w:b w:val="0"/>
+                <w:i w:val="0"/>
+              </w:rPr>
               <w:t>When one task needs the output of another (must stay sequential)</w:t>
             </w:r>
           </w:p>
@@ -364,6 +507,10 @@
           <w:p>
             <w:r/>
             <w:r>
+              <w:rPr>
+                <w:b w:val="0"/>
+                <w:i w:val="0"/>
+              </w:rPr>
               <w:t>Parallel processing</w:t>
             </w:r>
           </w:p>
@@ -375,6 +522,10 @@
           <w:p>
             <w:r/>
             <w:r>
+              <w:rPr>
+                <w:b w:val="0"/>
+                <w:i w:val="0"/>
+              </w:rPr>
               <w:t>Multiple tasks running literally simultaneously on multiple cores</w:t>
             </w:r>
           </w:p>
@@ -388,6 +539,10 @@
           <w:p>
             <w:r/>
             <w:r>
+              <w:rPr>
+                <w:b w:val="0"/>
+                <w:i w:val="0"/>
+              </w:rPr>
               <w:t>Time-slicing</w:t>
             </w:r>
           </w:p>
@@ -399,6 +554,10 @@
           <w:p>
             <w:r/>
             <w:r>
+              <w:rPr>
+                <w:b w:val="0"/>
+                <w:i w:val="0"/>
+              </w:rPr>
               <w:t>Rapidly switching between tasks on one core to appear concurrent</w:t>
             </w:r>
           </w:p>
@@ -412,6 +571,10 @@
           <w:p>
             <w:r/>
             <w:r>
+              <w:rPr>
+                <w:b w:val="0"/>
+                <w:i w:val="0"/>
+              </w:rPr>
               <w:t>Race condition</w:t>
             </w:r>
           </w:p>
@@ -423,6 +586,10 @@
           <w:p>
             <w:r/>
             <w:r>
+              <w:rPr>
+                <w:b w:val="0"/>
+                <w:i w:val="0"/>
+              </w:rPr>
               <w:t>Result depends on the unpredictable timing of concurrent tasks</w:t>
             </w:r>
           </w:p>
@@ -436,6 +603,10 @@
           <w:p>
             <w:r/>
             <w:r>
+              <w:rPr>
+                <w:b w:val="0"/>
+                <w:i w:val="0"/>
+              </w:rPr>
               <w:t>Deadlock</w:t>
             </w:r>
           </w:p>
@@ -447,6 +618,10 @@
           <w:p>
             <w:r/>
             <w:r>
+              <w:rPr>
+                <w:b w:val="0"/>
+                <w:i w:val="0"/>
+              </w:rPr>
               <w:t>Tasks each wait for a resource the other holds → none proceed</w:t>
             </w:r>
           </w:p>
@@ -460,6 +635,10 @@
           <w:p>
             <w:r/>
             <w:r>
+              <w:rPr>
+                <w:b w:val="0"/>
+                <w:i w:val="0"/>
+              </w:rPr>
               <w:t>Synchronisation</w:t>
             </w:r>
           </w:p>
@@ -471,6 +650,10 @@
           <w:p>
             <w:r/>
             <w:r>
+              <w:rPr>
+                <w:b w:val="0"/>
+                <w:i w:val="0"/>
+              </w:rPr>
               <w:t>Coordinating concurrent tasks and recombining their results</w:t>
             </w:r>
           </w:p>
@@ -483,6 +666,10 @@
         <w:pStyle w:val="Heading2"/>
       </w:pPr>
       <w:r>
+        <w:rPr>
+          <w:b w:val="0"/>
+          <w:i w:val="0"/>
+        </w:rPr>
         <w:t>Worked example / how to — apply concurrency to a weather-forecast app</w:t>
       </w:r>
     </w:p>
@@ -493,19 +680,29 @@
       <w:r>
         <w:rPr>
           <w:b/>
+          <w:i w:val="0"/>
         </w:rPr>
         <w:t>Independent (can run concurrently):</w:t>
       </w:r>
       <w:r>
+        <w:rPr>
+          <w:b w:val="0"/>
+          <w:i w:val="0"/>
+        </w:rPr>
         <w:t xml:space="preserve"> fetch today's radar image, download the 5-day forecast, and load the local news feed — no task needs another's output, so run them </w:t>
       </w:r>
       <w:r>
         <w:rPr>
           <w:b/>
+          <w:i w:val="0"/>
         </w:rPr>
         <w:t>in parallel</w:t>
       </w:r>
       <w:r>
+        <w:rPr>
+          <w:b w:val="0"/>
+          <w:i w:val="0"/>
+        </w:rPr>
         <w:t xml:space="preserve"> to load the screen faster and keep the UI responsive.</w:t>
       </w:r>
     </w:p>
@@ -516,28 +713,43 @@
       <w:r>
         <w:rPr>
           <w:b/>
+          <w:i w:val="0"/>
         </w:rPr>
         <w:t>Dependent (must stay sequential):</w:t>
       </w:r>
       <w:r>
+        <w:rPr>
+          <w:b w:val="0"/>
+          <w:i w:val="0"/>
+        </w:rPr>
         <w:t xml:space="preserve"> you must </w:t>
       </w:r>
       <w:r>
         <w:rPr>
           <w:b/>
+          <w:i w:val="0"/>
         </w:rPr>
         <w:t>download</w:t>
       </w:r>
       <w:r>
+        <w:rPr>
+          <w:b w:val="0"/>
+          <w:i w:val="0"/>
+        </w:rPr>
         <w:t xml:space="preserve"> the forecast data </w:t>
       </w:r>
       <w:r>
         <w:rPr>
           <w:b/>
+          <w:i w:val="0"/>
         </w:rPr>
         <w:t>before</w:t>
       </w:r>
       <w:r>
+        <w:rPr>
+          <w:b w:val="0"/>
+          <w:i w:val="0"/>
+        </w:rPr>
         <w:t xml:space="preserve"> you can render its graph — a data dependency forces order.</w:t>
       </w:r>
     </w:p>
@@ -548,19 +760,29 @@
       <w:r>
         <w:rPr>
           <w:b/>
+          <w:i w:val="0"/>
         </w:rPr>
         <w:t>Trade-off:</w:t>
       </w:r>
       <w:r>
+        <w:rPr>
+          <w:b w:val="0"/>
+          <w:i w:val="0"/>
+        </w:rPr>
         <w:t xml:space="preserve"> on a multi-core phone the fetches are truly parallel; on a single core they are time-sliced (little speed gain). Shared data (e.g. a cache) needs synchronising to avoid a </w:t>
       </w:r>
       <w:r>
         <w:rPr>
           <w:b/>
+          <w:i w:val="0"/>
         </w:rPr>
         <w:t>race condition</w:t>
       </w:r>
       <w:r>
+        <w:rPr>
+          <w:b w:val="0"/>
+          <w:i w:val="0"/>
+        </w:rPr>
         <w:t>.</w:t>
       </w:r>
     </w:p>
@@ -569,6 +791,10 @@
         <w:pStyle w:val="Heading2"/>
       </w:pPr>
       <w:r>
+        <w:rPr>
+          <w:b w:val="0"/>
+          <w:i w:val="0"/>
+        </w:rPr>
         <w:t>Exam tips</w:t>
       </w:r>
     </w:p>
@@ -579,28 +805,43 @@
       <w:r>
         <w:rPr>
           <w:b/>
+          <w:i w:val="0"/>
         </w:rPr>
         <w:t>Apply, don't define</w:t>
       </w:r>
       <w:r>
+        <w:rPr>
+          <w:b w:val="0"/>
+          <w:i w:val="0"/>
+        </w:rPr>
         <w:t xml:space="preserve"> — name the scenario's </w:t>
       </w:r>
       <w:r>
         <w:rPr>
           <w:b/>
+          <w:i w:val="0"/>
         </w:rPr>
         <w:t>independent</w:t>
       </w:r>
       <w:r>
+        <w:rPr>
+          <w:b w:val="0"/>
+          <w:i w:val="0"/>
+        </w:rPr>
         <w:t xml:space="preserve"> tasks and check for </w:t>
       </w:r>
       <w:r>
         <w:rPr>
           <w:b/>
+          <w:i w:val="0"/>
         </w:rPr>
         <w:t>data dependencies</w:t>
       </w:r>
       <w:r>
+        <w:rPr>
+          <w:b w:val="0"/>
+          <w:i w:val="0"/>
+        </w:rPr>
         <w:t xml:space="preserve"> before claiming concurrency.</w:t>
       </w:r>
     </w:p>
@@ -611,10 +852,15 @@
       <w:r>
         <w:rPr>
           <w:b/>
+          <w:i w:val="0"/>
         </w:rPr>
         <w:t>Discuss = both sides</w:t>
       </w:r>
       <w:r>
+        <w:rPr>
+          <w:b w:val="0"/>
+          <w:i w:val="0"/>
+        </w:rPr>
         <w:t xml:space="preserve"> — pair speed/responsiveness benefits with trade-offs (race conditions, deadlock, overhead).</w:t>
       </w:r>
     </w:p>
@@ -623,15 +869,24 @@
         <w:pStyle w:val="ListBullet"/>
       </w:pPr>
       <w:r>
+        <w:rPr>
+          <w:b w:val="0"/>
+          <w:i w:val="0"/>
+        </w:rPr>
         <w:t xml:space="preserve">State that concurrency is </w:t>
       </w:r>
       <w:r>
         <w:rPr>
           <w:b/>
+          <w:i w:val="0"/>
         </w:rPr>
         <w:t>not automatically faster</w:t>
       </w:r>
       <w:r>
+        <w:rPr>
+          <w:b w:val="0"/>
+          <w:i w:val="0"/>
+        </w:rPr>
         <w:t xml:space="preserve"> — single core = time-slicing; some tasks are inherently sequential.</w:t>
       </w:r>
     </w:p>
@@ -640,24 +895,38 @@
         <w:pStyle w:val="ListBullet"/>
       </w:pPr>
       <w:r>
+        <w:rPr>
+          <w:b w:val="0"/>
+          <w:i w:val="0"/>
+        </w:rPr>
         <w:t xml:space="preserve">Use the exact terms </w:t>
       </w:r>
       <w:r>
         <w:rPr>
           <w:b/>
+          <w:i w:val="0"/>
         </w:rPr>
         <w:t>race condition</w:t>
       </w:r>
       <w:r>
+        <w:rPr>
+          <w:b w:val="0"/>
+          <w:i w:val="0"/>
+        </w:rPr>
         <w:t xml:space="preserve"> and </w:t>
       </w:r>
       <w:r>
         <w:rPr>
           <w:b/>
+          <w:i w:val="0"/>
         </w:rPr>
         <w:t>deadlock</w:t>
       </w:r>
       <w:r>
+        <w:rPr>
+          <w:b w:val="0"/>
+          <w:i w:val="0"/>
+        </w:rPr>
         <w:t xml:space="preserve"> correctly to earn AO3 marks.</w:t>
       </w:r>
     </w:p>
